--- a/content/member-assets/power-washing-driveway-sprint/before-after-proof-kit.docx
+++ b/content/member-assets/power-washing-driveway-sprint/before-after-proof-kit.docx
@@ -759,7 +759,7 @@
               <w:pStyle w:val="TableCell"/>
             </w:pPr>
             <w:r>
-              <w:t xml:space="preserve">How to use this kit — Shoot the before photo the moment you arrive, before any water touches the surface.</w:t>
+              <w:t xml:space="preserve">How to use this kit - Shoot the before photo the moment you arrive, before any water touches the surface.</w:t>
             </w:r>
           </w:p>
         </w:tc>
@@ -801,7 +801,7 @@
               <w:pStyle w:val="TableCell"/>
             </w:pPr>
             <w:r>
-              <w:t xml:space="preserve">Matched before/after shots — Angle: stand in the same spot for both photos and mark it with a cone, pot, or chalk.</w:t>
+              <w:t xml:space="preserve">Matched before/after shots - Angle: stand in the same spot for both photos and mark it with a cone, pot, or chalk.</w:t>
             </w:r>
           </w:p>
         </w:tc>
@@ -845,7 +845,7 @@
               <w:pStyle w:val="TableCell"/>
             </w:pPr>
             <w:r>
-              <w:t xml:space="preserve">Test patch sequence — Step 1: photograph the dirtiest representative section before cleaning.</w:t>
+              <w:t xml:space="preserve">Test patch sequence - Step 1: photograph the dirtiest representative section before cleaning.</w:t>
             </w:r>
           </w:p>
         </w:tc>
@@ -887,7 +887,7 @@
               <w:pStyle w:val="TableCell"/>
             </w:pPr>
             <w:r>
-              <w:t xml:space="preserve">Photo permission — Ask before posting: 'Happy for me to share the before/after of your [surface]? I never show…</w:t>
+              <w:t xml:space="preserve">Photo permission - Ask before posting: 'Happy for me to share the before/after of your [surface]? I never show…</w:t>
             </w:r>
           </w:p>
         </w:tc>
@@ -931,7 +931,7 @@
               <w:pStyle w:val="TableCell"/>
             </w:pPr>
             <w:r>
-              <w:t xml:space="preserve">File naming system — Format: suburb_surface_before-or-after_date.</w:t>
+              <w:t xml:space="preserve">File naming system - Format: suburb_surface_before-or-after_date.</w:t>
             </w:r>
           </w:p>
         </w:tc>
@@ -973,7 +973,7 @@
               <w:pStyle w:val="TableCell"/>
             </w:pPr>
             <w:r>
-              <w:t xml:space="preserve">Caption copy templates — Before and after on a [suburb] driveway today. Same angle, same phone, no filters, just a…</w:t>
+              <w:t xml:space="preserve">Caption copy templates - Before and after on a [suburb] driveway today. Same angle, same phone, no filters, just a…</w:t>
             </w:r>
           </w:p>
         </w:tc>
@@ -1017,7 +1017,7 @@
               <w:pStyle w:val="TableCell"/>
             </w:pPr>
             <w:r>
-              <w:t xml:space="preserve">Turn proof into referrals — Send the owner the after photo within an hour, while they can still see the wet result.</w:t>
+              <w:t xml:space="preserve">Turn proof into referrals - Send the owner the after photo within an hour, while they can still see the wet result.</w:t>
             </w:r>
           </w:p>
         </w:tc>
@@ -1059,7 +1059,7 @@
               <w:pStyle w:val="TableCell"/>
             </w:pPr>
             <w:r>
-              <w:t xml:space="preserve">Proof quality checklist — Before photo captured dry, on arrival, from the marked spot.</w:t>
+              <w:t xml:space="preserve">Proof quality checklist - Before photo captured dry, on arrival, from the marked spot.</w:t>
             </w:r>
           </w:p>
         </w:tc>
@@ -1103,7 +1103,7 @@
               <w:pStyle w:val="TableCell"/>
             </w:pPr>
             <w:r>
-              <w:t xml:space="preserve">Delivery standards (shared) — This asset is for homeowners, landlords, property managers, and small commercial sites…</w:t>
+              <w:t xml:space="preserve">Delivery standards (shared) - This asset is for homeowners, landlords, property managers, and small commercial sites…</w:t>
             </w:r>
           </w:p>
         </w:tc>
@@ -2308,7 +2308,7 @@
     <w:lvl w:ilvl="0">
       <w:start w:val="1"/>
       <w:numFmt w:val="bullet"/>
-      <w:lvlText w:val="–"/>
+      <w:lvlText w:val="-"/>
       <w:pPr>
         <w:ind w:left="540" w:hanging="220"/>
       </w:pPr>
